--- a/docs/06_راهنمای_معلم.docx
+++ b/docs/06_راهنمای_معلم.docx
@@ -2706,6 +2706,24 @@
         <w:t>برای دانش‌آموزی که در ترسیم دچار مشکل است، از کارت‌های چاپی استفاده کند.</w:t>
       </w:r>
     </w:p>
+    <w:p>
+      <w:pPr>
+        <w:bidi/>
+        <w:jc w:val="right"/>
+      </w:pPr>
+      <w:r>
+        <w:rPr>
+          <w:b/>
+        </w:rPr>
+        <w:t>امکانات تازه (نسخه ۶.۴.۰).</w:t>
+      </w:r>
+      <w:r>
+        <w:rPr>
+          <w:b w:val="0"/>
+        </w:rPr>
+        <w:t xml:space="preserve"> دکمه‌ی «چاپ گزارش معلم» در تب کارنامه گزارش گروه‌ها، کارنامه‌ی فعال و سابقه‌ی ۲۰ دور اخیر را آماده‌ی چاپ یا PDF می‌کند. «چالش زمان‌دار» امتیازی جدا از کارنامه دارد و برای مرور سریع مناسب است.</w:t>
+      </w:r>
+    </w:p>
     <w:sectPr>
       <w:pgSz w:w="12240" w:h="15840"/>
       <w:pgMar w:top="1440" w:right="1800" w:bottom="1440" w:left="1800" w:header="720" w:footer="720" w:gutter="0"/>
